--- a/paper/output/animean_paper.docx
+++ b/paper/output/animean_paper.docx
@@ -411,7 +411,7 @@
         <w:pStyle w:val="PostHeadPara"/>
       </w:pPr>
       <w:r>
-        <w:t xml:space="preserve">给手绘的动画贴上纹理，较早的例子是迪士尼的动画电影《阿拉丁》（1992 年）里的魔毯。魔毯的动画由 Randy Cartwright 手绘；Tina Price 在三维软件里逐个姿态调整一块曲面，使它和手绘的画稿对上，再把花纹作为纹理贴到曲面上 [9]。Corrêa 等 [10] 把这种做法称为逐帧的手工匹配，并提出半自动的方法：用户为对象建一个简单的三维模型，在每一帧的线稿上描出与模型对应的曲线；系统检测模型的轮廓，用保持深度的形变使模型贴合线稿。他们演示了球、毯子和鱼，同时指出这一方法难以处理不容易建成三维模型的对象，尤其是衣物的褶皱，以及单个四边形面片表达不了的复杂形体。</w:t>
+        <w:t xml:space="preserve">给手绘的动画贴上纹理，较早的例子是迪士尼的动画电影《阿拉丁》（1992 年）里的魔毯。魔毯的动画由 Randy Cartwright 手绘；Tina Price 在三维软件里逐个姿态调整一块曲面，使它和手绘的画稿对上，再把花纹作为纹理贴到曲面上 [9]。Corrêa 等 [10] 沿用了同一个思路，即让带纹理的三维模型去对上手绘的画稿；他们指出魔毯的做法要靠人工逐帧完成对齐，并把这一步改成半自动的：用户为对象建一个简单的三维模型，在每一帧的线稿上描出与模型对应的边；系统找出模型上的边界和轮廓边，用一个保持深度的形变使模型贴合线稿。他们演示了球、毯子和鱼，同时指出这一方法难以处理不容易建成三维模型的对象，尤其是衣物的褶皱，以及单个四边形面片表达不了的复杂形体。</w:t>
       </w:r>
     </w:p>
     <w:p>

--- a/paper/output/animean_paper.docx
+++ b/paper/output/animean_paper.docx
@@ -451,7 +451,7 @@
         <w:pStyle w:val="Para"/>
       </w:pPr>
       <w:r>
-        <w:t xml:space="preserve">用线来引导纹理坐标，是本文继承的思想。不同之处有三点，都是我们根据该文的方法所作的比较。第一，该工作处理单张线稿，没有讨论动画和帧与帧之间的对应；本文的系统以逐帧动画为前提，但逐帧调整轴线尚未实现（3.8 节）。第二，该方法把折痕线作为网格的切缝，使形变不越过折痕，并不表示表面翻到背面或层与层之间的遮挡；本文把折叠处的正面、背面和折痕作为输出里显式的结构。第三，该方法编辑一份已有的 UV；本文不需要初始的 UV，由两条轴线直接确定映射。</w:t>
+        <w:t xml:space="preserve">用线来引导纹理坐标，是本文继承的思想。不同之处有四点，都是我们根据该文的方法和示例所作的比较。第一，该工作处理单张线稿，没有讨论动画和帧与帧之间的对应；本文的系统以逐帧动画为前提，但逐帧调整轴线尚未实现（3.8 节）。第二，该方法把折痕线作为网格的切缝，使形变不越过折痕，并不表示表面翻到背面或层与层之间的遮挡；本文把折叠处的正面、背面和折痕作为输出里显式的结构。第三，该方法编辑一份已有的 UV；本文不需要初始的 UV，由两条轴线直接确定映射。第四，该文的示例都是铺满整个区域的重复图案，没有涉及带有自身轮廓的单个图案在线稿上怎样定位、边界怎样处理；本文的图案是纹理板上有限的矢量图形，它的位置由轴线的交点和端点确定，范围可以用 Mapping Area 裁剪。</w:t>
       </w:r>
     </w:p>
     <w:p>
@@ -467,7 +467,7 @@
         <w:pStyle w:val="PostHeadPara"/>
       </w:pPr>
       <w:r>
-        <w:t xml:space="preserve">Knill [13] 分析了表面上的标记投影成的轮廓怎样为形状的知觉提供信息，并提出视觉系统在解释这类轮廓时采用一种测地线约束，即倾向于把图像中的轮廓解释为表面上测地线的投影。在他的实验里，边界沿表面测地线的色块，比边界在图像中是直线的色块更少被判断为悬浮在表面前方的透明片，也就是更常被看成画在表面上。Knill 同时指出，这一实验范式并不直接检验测地线约束对形状解释的作用。</w:t>
+        <w:t xml:space="preserve">Knill [13] 分析了表面上的标记投影成的轮廓怎样为形状的知觉提供信息。他提出，视觉系统在解释这类轮廓时隐含地采用一种测地线约束：用测地曲率衡量标记相对于表面的规则性，测地曲率为零的测地线是最规则的情形。测地线在局部和它所在的表面有相同的形状，表面朝哪一侧弯，测地线投影成的轮廓就朝哪一侧弯；他用线画的例子说明，这样的轮廓能有效地引起准确的形状知觉。在他的实验里，边界沿表面测地线的色块，比边界在图像中是直线的色块更少被判断为悬浮在表面前方的透明片，也就是更常被看成画在表面上。Knill 同时指出，视觉系统并不假定所有的表面标记都是测地线，这一实验范式也不直接检验测地线约束对形状解释的作用。</w:t>
       </w:r>
     </w:p>
     <w:p>
@@ -475,7 +475,7 @@
         <w:pStyle w:val="Para"/>
       </w:pPr>
       <w:r>
-        <w:t xml:space="preserve">格子和条纹这类图案在平铺的纹理上是直线。把纹理板看作被拉平的表面时，它们对应表面上的测地线，正是上述研究讨论的那一类轮廓。由此推想，图案贴得是否合乎形体，会影响观看者对形体的理解；这是本文让图案严格沿引导线弯曲、并把附加线解释为等参线的动机之一。本文没有做知觉实验，这里只把它当作设计上的动机。</w:t>
+        <w:t xml:space="preserve">本文的引导线就是这种意义上的测地线。把纹理板看作被拉平的表面时，轴线和附加线都被解释为表面上的等参线，它们在拉平的弧长参数空间里是直线；画在主画板上的引导线，是这些测地线在画面上的投影。格子和条纹这类图案的线条同样如此。由此推想，图案贴得是否合乎形体，会影响观看者对形体的理解；这是本文用引导线作为输入、并让图案严格沿引导线弯曲的动机之一。本文没有做知觉实验，这里只把它当作设计上的动机。</w:t>
       </w:r>
     </w:p>
     <w:p>
@@ -584,55 +584,6 @@
       </w:pPr>
       <w:r>
         <w:t xml:space="preserve">一组引导线和生成选项构成一个 Auto-Mapping 单元。单元有焦点时，拖动轴线、增删附加线、修改纹理板上的图案或生成选项，输出都就地重新生成。输出是矢量笔画和填充，可以烘焙成普通图层继续编辑。</w:t>
-      </w:r>
-    </w:p>
-    <w:p>
-      <w:pPr>
-        <w:pStyle w:val="Image"/>
-      </w:pPr>
-      <w:r>
-        <w:drawing>
-          <wp:inline xmlns:a="http://schemas.openxmlformats.org/drawingml/2006/main" xmlns:pic="http://schemas.openxmlformats.org/drawingml/2006/picture">
-            <wp:extent cx="5486400" cy="3017520"/>
-            <wp:docPr id="2" name="软件界面" descr="左：纹理板的界面，有工具按钮，画布上是字母 B 的图案和三条引导线。右：主画板的界面，弯曲的网格上贴着字母 B 的图案。"/>
-            <wp:cNvGraphicFramePr>
-              <a:graphicFrameLocks noChangeAspect="1"/>
-            </wp:cNvGraphicFramePr>
-            <a:graphic>
-              <a:graphicData uri="http://schemas.openxmlformats.org/drawingml/2006/picture">
-                <pic:pic>
-                  <pic:nvPicPr>
-                    <pic:cNvPr id="0" name="fig2_app_screens.png"/>
-                    <pic:cNvPicPr/>
-                  </pic:nvPicPr>
-                  <pic:blipFill>
-                    <a:blip r:embed="rId25"/>
-                    <a:stretch>
-                      <a:fillRect/>
-                    </a:stretch>
-                  </pic:blipFill>
-                  <pic:spPr>
-                    <a:xfrm>
-                      <a:off x="0" y="0"/>
-                      <a:ext cx="5486400" cy="3017520"/>
-                    </a:xfrm>
-                    <a:prstGeom prst="rect"/>
-                  </pic:spPr>
-                </pic:pic>
-              </a:graphicData>
-            </a:graphic>
-          </wp:inline>
-        </w:drawing>
-      </w:r>
-    </w:p>
-    <w:p>
-      <w:pPr>
-        <w:pStyle w:val="FigureCaption"/>
-        <w:keepNext w:val="0"/>
-        <w:keepLines/>
-      </w:pPr>
-      <w:r>
-        <w:t xml:space="preserve">图 2：原型系统的界面（测试用的工程）。①画引导线的工具；②纹理板上平铺画出的图案和引导线；③主画板上的引导线和贴上去的图案。橙色网格是由轴线决定的坐标的参考显示。</w:t>
       </w:r>
     </w:p>
     <w:p>
@@ -962,55 +913,6 @@
     </w:p>
     <w:p>
       <w:pPr>
-        <w:pStyle w:val="Image"/>
-      </w:pPr>
-      <w:r>
-        <w:drawing>
-          <wp:inline xmlns:a="http://schemas.openxmlformats.org/drawingml/2006/main" xmlns:pic="http://schemas.openxmlformats.org/drawingml/2006/picture">
-            <wp:extent cx="5486400" cy="1766807"/>
-            <wp:docPr id="3" name="弧长参数空间与主画板上的重建" descr="左：两条直线轴线上，从交点 O 沿两轴各走 s 和 t 到达的点，以及符号说明。右：弯曲的轴线上，先沿 H 走到 H(s)，再按 V 的走法走过 t 到达的点。"/>
-            <wp:cNvGraphicFramePr>
-              <a:graphicFrameLocks noChangeAspect="1"/>
-            </wp:cNvGraphicFramePr>
-            <a:graphic>
-              <a:graphicData uri="http://schemas.openxmlformats.org/drawingml/2006/picture">
-                <pic:pic>
-                  <pic:nvPicPr>
-                    <pic:cNvPr id="0" name="fig3_axis_mapping.png"/>
-                    <pic:cNvPicPr/>
-                  </pic:nvPicPr>
-                  <pic:blipFill>
-                    <a:blip r:embed="rId26"/>
-                    <a:stretch>
-                      <a:fillRect/>
-                    </a:stretch>
-                  </pic:blipFill>
-                  <pic:spPr>
-                    <a:xfrm>
-                      <a:off x="0" y="0"/>
-                      <a:ext cx="5486400" cy="1766807"/>
-                    </a:xfrm>
-                    <a:prstGeom prst="rect"/>
-                  </pic:spPr>
-                </pic:pic>
-              </a:graphicData>
-            </a:graphic>
-          </wp:inline>
-        </w:drawing>
-      </w:r>
-    </w:p>
-    <w:p>
-      <w:pPr>
-        <w:pStyle w:val="FigureCaption"/>
-        <w:keepNext w:val="0"/>
-        <w:keepLines/>
-      </w:pPr>
-      <w:r>
-        <w:t xml:space="preserve">图 3：轴线映射。左：弧长参数空间里，从交点 O 沿两条轴线各走 s、t 到达的点。右：主画板上，沿弯曲的 H 走过 s，再按 V 的走法走过 t，到达 H(s) + V(t) − O。</w:t>
-      </w:r>
-    </w:p>
-    <w:p>
-      <w:pPr>
         <w:pStyle w:val="Para"/>
       </w:pPr>
       <w:r>
@@ -1097,6 +999,55 @@
       <w:r>
         <w:tab/>
         <w:t>(3)</w:t>
+      </w:r>
+    </w:p>
+    <w:p>
+      <w:pPr>
+        <w:pStyle w:val="Image"/>
+      </w:pPr>
+      <w:r>
+        <w:drawing>
+          <wp:inline xmlns:a="http://schemas.openxmlformats.org/drawingml/2006/main" xmlns:pic="http://schemas.openxmlformats.org/drawingml/2006/picture">
+            <wp:extent cx="5486400" cy="3017520"/>
+            <wp:docPr id="2" name="软件界面" descr="左：纹理板的界面，有工具按钮，画布上是字母 B 的图案和三条引导线。右：主画板的界面，弯曲的网格上贴着字母 B 的图案。"/>
+            <wp:cNvGraphicFramePr>
+              <a:graphicFrameLocks noChangeAspect="1"/>
+            </wp:cNvGraphicFramePr>
+            <a:graphic>
+              <a:graphicData uri="http://schemas.openxmlformats.org/drawingml/2006/picture">
+                <pic:pic>
+                  <pic:nvPicPr>
+                    <pic:cNvPr id="0" name="fig2_app_screens.png"/>
+                    <pic:cNvPicPr/>
+                  </pic:nvPicPr>
+                  <pic:blipFill>
+                    <a:blip r:embed="rId25"/>
+                    <a:stretch>
+                      <a:fillRect/>
+                    </a:stretch>
+                  </pic:blipFill>
+                  <pic:spPr>
+                    <a:xfrm>
+                      <a:off x="0" y="0"/>
+                      <a:ext cx="5486400" cy="3017520"/>
+                    </a:xfrm>
+                    <a:prstGeom prst="rect"/>
+                  </pic:spPr>
+                </pic:pic>
+              </a:graphicData>
+            </a:graphic>
+          </wp:inline>
+        </w:drawing>
+      </w:r>
+    </w:p>
+    <w:p>
+      <w:pPr>
+        <w:pStyle w:val="FigureCaption"/>
+        <w:keepNext w:val="0"/>
+        <w:keepLines/>
+      </w:pPr>
+      <w:r>
+        <w:t xml:space="preserve">图 2：原型系统的界面（测试用的工程）。①画引导线的工具；②纹理板上平铺画出的图案和引导线；③主画板上的引导线和贴上去的图案。橙色网格是由轴线决定的坐标的参考显示。</w:t>
       </w:r>
     </w:p>
     <w:p>
@@ -1156,6 +1107,55 @@
       </m:oMath>
       <w:r>
         <w:t xml:space="preserve"> 在两条轴线的半弦向量所张斜交基下的分解。纹理板的轴线是直线时，初值就是精确解。</w:t>
+      </w:r>
+    </w:p>
+    <w:p>
+      <w:pPr>
+        <w:pStyle w:val="Image"/>
+      </w:pPr>
+      <w:r>
+        <w:drawing>
+          <wp:inline xmlns:a="http://schemas.openxmlformats.org/drawingml/2006/main" xmlns:pic="http://schemas.openxmlformats.org/drawingml/2006/picture">
+            <wp:extent cx="5486400" cy="1766807"/>
+            <wp:docPr id="3" name="弧长参数空间与主画板上的重建" descr="左：两条直线轴线上，从交点 O 沿两轴各走 s 和 t 到达的点，以及符号说明。右：弯曲的轴线上，先沿 H 走到 H(s)，再按 V 的走法走过 t 到达的点。"/>
+            <wp:cNvGraphicFramePr>
+              <a:graphicFrameLocks noChangeAspect="1"/>
+            </wp:cNvGraphicFramePr>
+            <a:graphic>
+              <a:graphicData uri="http://schemas.openxmlformats.org/drawingml/2006/picture">
+                <pic:pic>
+                  <pic:nvPicPr>
+                    <pic:cNvPr id="0" name="fig3_axis_mapping.png"/>
+                    <pic:cNvPicPr/>
+                  </pic:nvPicPr>
+                  <pic:blipFill>
+                    <a:blip r:embed="rId26"/>
+                    <a:stretch>
+                      <a:fillRect/>
+                    </a:stretch>
+                  </pic:blipFill>
+                  <pic:spPr>
+                    <a:xfrm>
+                      <a:off x="0" y="0"/>
+                      <a:ext cx="5486400" cy="1766807"/>
+                    </a:xfrm>
+                    <a:prstGeom prst="rect"/>
+                  </pic:spPr>
+                </pic:pic>
+              </a:graphicData>
+            </a:graphic>
+          </wp:inline>
+        </w:drawing>
+      </w:r>
+    </w:p>
+    <w:p>
+      <w:pPr>
+        <w:pStyle w:val="FigureCaption"/>
+        <w:keepNext w:val="0"/>
+        <w:keepLines/>
+      </w:pPr>
+      <w:r>
+        <w:t xml:space="preserve">图 3：轴线映射。左：弧长参数空间里，从交点 O 沿两条轴线各走 s、t 到达的点。右：主画板上，沿弯曲的 H 走过 s，再按 V 的走法走过 t，到达 H(s) + V(t) − O。</w:t>
       </w:r>
     </w:p>
     <w:p>
@@ -2407,55 +2407,6 @@
     </w:p>
     <w:p>
       <w:pPr>
-        <w:pStyle w:val="Image"/>
-      </w:pPr>
-      <w:r>
-        <w:drawing>
-          <wp:inline xmlns:a="http://schemas.openxmlformats.org/drawingml/2006/main" xmlns:pic="http://schemas.openxmlformats.org/drawingml/2006/picture">
-            <wp:extent cx="5669280" cy="1839500"/>
-            <wp:docPr id="4" name="折叠处的正面、背面与折痕" descr="左：纹理板上的格子图案和两条直线轴线，中间一段是灰蓝色。右：主画板上 H 轴呈 Z 字形折返，图案分成黑色的正面、灰蓝色的背面和两条红色虚线折痕。"/>
-            <wp:cNvGraphicFramePr>
-              <a:graphicFrameLocks noChangeAspect="1"/>
-            </wp:cNvGraphicFramePr>
-            <a:graphic>
-              <a:graphicData uri="http://schemas.openxmlformats.org/drawingml/2006/picture">
-                <pic:pic>
-                  <pic:nvPicPr>
-                    <pic:cNvPr id="0" name="fig4_fold_layers.png"/>
-                    <pic:cNvPicPr/>
-                  </pic:nvPicPr>
-                  <pic:blipFill>
-                    <a:blip r:embed="rId27"/>
-                    <a:stretch>
-                      <a:fillRect/>
-                    </a:stretch>
-                  </pic:blipFill>
-                  <pic:spPr>
-                    <a:xfrm>
-                      <a:off x="0" y="0"/>
-                      <a:ext cx="5669280" cy="1839500"/>
-                    </a:xfrm>
-                    <a:prstGeom prst="rect"/>
-                  </pic:spPr>
-                </pic:pic>
-              </a:graphicData>
-            </a:graphic>
-          </wp:inline>
-        </w:drawing>
-      </w:r>
-    </w:p>
-    <w:p>
-      <w:pPr>
-        <w:pStyle w:val="FigureCaption"/>
-        <w:keepNext w:val="0"/>
-        <w:keepLines/>
-      </w:pPr>
-      <w:r>
-        <w:t xml:space="preserve">图 4：主画板轴线折返时的输出，由本文的实现计算（合成的轴线配置）。(a) 纹理板上的图案，灰蓝色的部分将落在背面。(b) 主画板上的结果：正面、背面和两条折痕。背面的图案是镜像的。本图只画线，不表现层与层之间的遮挡。</w:t>
-      </w:r>
-    </w:p>
-    <w:p>
-      <w:pPr>
         <w:pStyle w:val="Para"/>
       </w:pPr>
       <w:r>
@@ -2782,6 +2733,55 @@
       <w:r>
         <w:tab/>
         <w:t>(7)</w:t>
+      </w:r>
+    </w:p>
+    <w:p>
+      <w:pPr>
+        <w:pStyle w:val="Image"/>
+      </w:pPr>
+      <w:r>
+        <w:drawing>
+          <wp:inline xmlns:a="http://schemas.openxmlformats.org/drawingml/2006/main" xmlns:pic="http://schemas.openxmlformats.org/drawingml/2006/picture">
+            <wp:extent cx="5669280" cy="1839500"/>
+            <wp:docPr id="4" name="折叠处的正面、背面与折痕" descr="左：纹理板上的格子图案和两条直线轴线，中间一段是灰蓝色。右：主画板上 H 轴呈 Z 字形折返，图案分成黑色的正面、灰蓝色的背面和两条红色虚线折痕。"/>
+            <wp:cNvGraphicFramePr>
+              <a:graphicFrameLocks noChangeAspect="1"/>
+            </wp:cNvGraphicFramePr>
+            <a:graphic>
+              <a:graphicData uri="http://schemas.openxmlformats.org/drawingml/2006/picture">
+                <pic:pic>
+                  <pic:nvPicPr>
+                    <pic:cNvPr id="0" name="fig4_fold_layers.png"/>
+                    <pic:cNvPicPr/>
+                  </pic:nvPicPr>
+                  <pic:blipFill>
+                    <a:blip r:embed="rId27"/>
+                    <a:stretch>
+                      <a:fillRect/>
+                    </a:stretch>
+                  </pic:blipFill>
+                  <pic:spPr>
+                    <a:xfrm>
+                      <a:off x="0" y="0"/>
+                      <a:ext cx="5669280" cy="1839500"/>
+                    </a:xfrm>
+                    <a:prstGeom prst="rect"/>
+                  </pic:spPr>
+                </pic:pic>
+              </a:graphicData>
+            </a:graphic>
+          </wp:inline>
+        </w:drawing>
+      </w:r>
+    </w:p>
+    <w:p>
+      <w:pPr>
+        <w:pStyle w:val="FigureCaption"/>
+        <w:keepNext w:val="0"/>
+        <w:keepLines/>
+      </w:pPr>
+      <w:r>
+        <w:t xml:space="preserve">图 4：主画板轴线折返时的输出，由本文的实现计算（合成的轴线配置）。(a) 纹理板上的图案，灰蓝色的部分将落在背面。(b) 主画板上的结果：正面、背面和两条折痕。背面的图案是镜像的。本图只画线，不表现层与层之间的遮挡。</w:t>
       </w:r>
     </w:p>
     <w:p>

--- a/paper/output/animean_paper.docx
+++ b/paper/output/animean_paper.docx
@@ -451,7 +451,7 @@
         <w:pStyle w:val="Para"/>
       </w:pPr>
       <w:r>
-        <w:t xml:space="preserve">用线来引导纹理坐标，是本文继承的思想。不同之处有四点，都是我们根据该文的方法和示例所作的比较。第一，该工作处理单张线稿，没有讨论动画和帧与帧之间的对应；本文的系统以逐帧动画为前提，但逐帧调整轴线尚未实现（3.8 节）。第二，该方法把折痕线作为网格的切缝，使形变不越过折痕，并不表示表面翻到背面或层与层之间的遮挡；本文把折叠处的正面、背面和折痕作为输出里显式的结构。第三，该方法编辑一份已有的 UV；本文不需要初始的 UV，由两条轴线直接确定映射。第四，该文的示例都是铺满整个区域的重复图案，没有涉及带有自身轮廓的单个图案在线稿上怎样定位、边界怎样处理；本文的图案是纹理板上有限的矢量图形，它的位置由轴线的交点和端点确定，范围可以用 Mapping Area 裁剪。</w:t>
+        <w:t xml:space="preserve">用线来引导纹理坐标，是本文继承的思想。不同之处有四点，都是我们根据该文的方法和示例所作的比较。第一，该工作处理单张线稿，没有讨论动画和帧与帧之间的对应；本文的系统以逐帧动画为前提，但逐帧调整轴线尚未实现（3.8 节）。第二，该方法把折痕线作为网格的切缝，使形变不越过折痕，并不表示表面翻到背面或层与层之间的遮挡；本文把折叠处的正面、背面和折痕作为输出里显式的结构。第三，该方法编辑一份已有的 UV；本文不需要初始的 UV，由两条轴线直接确定映射。第四，该文没有讨论纹理自身的范围或轮廓，文中的 boundary 指的是服装区域的边界，示例都是铺满整个区域的重复图案；本文的图案是纹理板上有限的矢量图形，它的位置由轴线的交点和端点确定，范围可以用 Mapping Area 裁剪，直接画出轮廓来指定范围的做法还在规划中（第 6 节）。</w:t>
       </w:r>
     </w:p>
     <w:p>
@@ -4797,7 +4797,7 @@
         <w:pStyle w:val="Para"/>
       </w:pPr>
       <w:r>
-        <w:t xml:space="preserve">附加线只能指定方向，不能指定位置：无法要求图案的某一部分落在线稿的某一处。为此设计了固定位置的地线：纹理板上的一条线按弧长逐点钉在主画板的一条线上。方向由附加线决定，位置由地线决定。地线的设计已经完成，尚未实现。</w:t>
+        <w:t xml:space="preserve">附加线只能指定方向，不能指定位置：无法要求图案的某一部分落在线稿的某一处。为此我们设计了固定位置的地线：纹理板上的一条线按弧长逐点钉在主画板的一条线上。方向由附加线决定，位置由地线决定。在这个设计里，地线是模型中最底层的约束，两条轴线相当于图案中心的两条地线。地线目前有设计草案，并在代码的副本上做过可行性实验，还没有实现。</w:t>
       </w:r>
     </w:p>
     <w:p>
@@ -4805,7 +4805,7 @@
         <w:pStyle w:val="Para"/>
       </w:pPr>
       <w:r>
-        <w:t xml:space="preserve">在此之上的目标是从轮廓出发。用户只画出图案的外轮廓，系统把它作为地线固定，再反推轴线和流场（图 6 的 B）。</w:t>
+        <w:t xml:space="preserve">在此之上的目标是从轮廓出发。用户不必画轴线，只画出图案的外轮廓，例如像三维动画里的代理模型那样，画一个被透视扭曲的矩形；系统把轮廓作为一条闭合的地线固定，再反推轴线和流场（图 6 的 B）。这一部分还在规划中，算法和交互都没有确定。</w:t>
       </w:r>
     </w:p>
     <w:p>

--- a/paper/output/animean_paper.docx
+++ b/paper/output/animean_paper.docx
@@ -94,7 +94,234 @@
         <w:pStyle w:val="Head1"/>
       </w:pPr>
       <w:r>
-        <w:t xml:space="preserve">背景</w:t>
+        <w:t xml:space="preserve">介绍</w:t>
+      </w:r>
+    </w:p>
+    <w:p>
+      <w:pPr>
+        <w:pStyle w:val="Head2"/>
+      </w:pPr>
+      <w:r>
+        <w:t xml:space="preserve">现状：图案仍由人工逐张绘制</w:t>
+      </w:r>
+    </w:p>
+    <w:p>
+      <w:pPr>
+        <w:pStyle w:val="PostHeadPara"/>
+      </w:pPr>
+      <w:r>
+        <w:t xml:space="preserve">在手绘动画里，服装上的图案通常是人工一张一张画出来的。以电视动画《鬼灭之刃》第一季（竈门炭治郎 立志篇，2019 年）为例：Aniplex 的制片人高桥祐马在回答媒体提问时说，炭治郎等角色服装上的花纹之所以能自然地动，是因为作画人员一张一张地画 [1, 2]。对制作公司 ufotable 数字影像部的访谈提到，善逸服装上连续的三角形花纹画着画着容易乱，于是采用了给三角形编号的画法；祢豆子的和服则由各位作画监督分别研究画法，并整理成手册 [3]。同一篇访谈也说明，这部作品里作画和 CG 是分工并用的：建筑和一部分角色的身体用 CG 制作，主要角色服装上的花纹由作画完成。Sýkora 等 [11] 也指出，由于纹理映射难以用于传统的手绘动画，制作者只能使用单色、静态的纹理，或者逐帧手工画出细节。</w:t>
+      </w:r>
+    </w:p>
+    <w:p>
+      <w:pPr>
+        <w:pStyle w:val="Para"/>
+      </w:pPr>
+      <w:r>
+        <w:t xml:space="preserve">本文的目标，是把这部分工作变成画几条引导线。</w:t>
+      </w:r>
+    </w:p>
+    <w:p>
+      <w:pPr>
+        <w:pStyle w:val="Head2"/>
+      </w:pPr>
+      <w:r>
+        <w:t xml:space="preserve">引导线：作画者已有的技能</w:t>
+      </w:r>
+    </w:p>
+    <w:p>
+      <w:pPr>
+        <w:pStyle w:val="PostHeadPara"/>
+      </w:pPr>
+      <w:r>
+        <w:t xml:space="preserve">用线表示形体的结构，是绘画里由来已久的做法。达芬奇在《绘画论》中写道，身体弯曲时一侧伸长多少，另一侧就缩短多少，两侧之间的中线长度不变；重心移到一只脚上时，过躯干正面中央的线随之弯曲，与它成直角的横线在承重的一侧下降 [4]。Hogarth 讲解头部的画法时，在卵形的头上画水平和竖直两条轴线：水平轴是眉线，竖轴是中心线；头转动时眉线保持水平，另画一条从头顶到下巴的弯曲的中心线 [5]。</w:t>
+      </w:r>
+    </w:p>
+    <w:p>
+      <w:pPr>
+        <w:pStyle w:val="Para"/>
+      </w:pPr>
+      <w:r>
+        <w:t xml:space="preserve">今天的作画讲座仍然在教这类辅助线。pixiv 的讲座用正中线把握带角度的身体 [6]；いちあっぷ的人体讲座把正中线与肩、腰的轴线画在一起 [7]；パルミー的讲座让身体的中心线弯成 S 形，来画出有动感的姿势 [8]。</w:t>
+      </w:r>
+    </w:p>
+    <w:p>
+      <w:pPr>
+        <w:pStyle w:val="Para"/>
+      </w:pPr>
+      <w:r>
+        <w:t xml:space="preserve">本文的两条轴线和这些辅助线是同一类东西：一条沿形体的中心，一条横过它。我们因此预期制作者不必为它学习新的概念；这一预期是否成立，由 4.2 节的用户实验检验。</w:t>
+      </w:r>
+    </w:p>
+    <w:p>
+      <w:pPr>
+        <w:pStyle w:val="Head2"/>
+      </w:pPr>
+      <w:r>
+        <w:t xml:space="preserve">本文的方法与贡献</w:t>
+      </w:r>
+    </w:p>
+    <w:p>
+      <w:pPr>
+        <w:pStyle w:val="PostHeadPara"/>
+      </w:pPr>
+      <w:r>
+        <w:t xml:space="preserve">本文让用户用引导线告诉系统“这块面怎么弯”，由系统把图案映射到线稿上。贡献有四点。</w:t>
+      </w:r>
+    </w:p>
+    <w:p>
+      <w:pPr>
+        <w:pStyle w:val="Para"/>
+      </w:pPr>
+      <w:r>
+        <w:t xml:space="preserve">第一，输入是引导线。用户不摆放网格顶点，也不调数值参数，只在纹理和线稿上各画一对相交的轴线，必要时再画附加线。</w:t>
+      </w:r>
+    </w:p>
+    <w:p>
+      <w:pPr>
+        <w:pStyle w:val="Para"/>
+      </w:pPr>
+      <w:r>
+        <w:t xml:space="preserve">第二，一对轴线确定整个区域的映射。映射有闭式，是对边互为平移时的 Coons 曲面，具有可分离、端点对应、两边轴线相同时恒等等性质（3.3、3.4 节）。</w:t>
+      </w:r>
+    </w:p>
+    <w:p>
+      <w:pPr>
+        <w:pStyle w:val="Para"/>
+      </w:pPr>
+      <w:r>
+        <w:t xml:space="preserve">第三，折叠被显式地保留。轴线折返处不做糊合，而是裁断矢量笔画，输出正面、背面和折痕三层（3.6 节）。</w:t>
+      </w:r>
+    </w:p>
+    <w:p>
+      <w:pPr>
+        <w:pStyle w:val="Para"/>
+      </w:pPr>
+      <w:r>
+        <w:t xml:space="preserve">第四，附加线只引导流向。它被当作用户画下的等参线，经目标流场和加权泊松积分作用于内部，轴线保持不变形（3.7、3.8 节）。</w:t>
+      </w:r>
+    </w:p>
+    <w:p>
+      <w:pPr>
+        <w:pStyle w:val="Para"/>
+      </w:pPr>
+      <w:r>
+        <w:t xml:space="preserve">输出始终是矢量笔画和填充，可以继续编辑。</w:t>
+      </w:r>
+    </w:p>
+    <w:p>
+      <w:pPr>
+        <w:pStyle w:val="Head1"/>
+      </w:pPr>
+      <w:r>
+        <w:t xml:space="preserve">关联研究</w:t>
+      </w:r>
+    </w:p>
+    <w:p>
+      <w:pPr>
+        <w:pStyle w:val="Head2"/>
+      </w:pPr>
+      <w:r>
+        <w:t xml:space="preserve">借助三维模型给手绘动画贴纹理</w:t>
+      </w:r>
+    </w:p>
+    <w:p>
+      <w:pPr>
+        <w:pStyle w:val="PostHeadPara"/>
+      </w:pPr>
+      <w:r>
+        <w:t xml:space="preserve">给手绘的动画贴上纹理，较早的例子是迪士尼的动画电影《阿拉丁》（1992 年）里的魔毯。魔毯的动画由 Randy Cartwright 手绘；Tina Price 在三维软件里逐个姿态调整一块曲面，使它和手绘的画稿对上，再把花纹作为纹理贴到曲面上 [9]。Corrêa 等 [10] 沿用了同一个思路，即让带纹理的三维模型去对上手绘的画稿；他们指出魔毯的做法要靠人工逐帧完成对齐，并把这一步改成半自动的：用户为对象建一个简单的三维模型，在每一帧的线稿上描出与模型对应的边；系统找出模型上的边界和轮廓边，用一个保持深度的形变使模型贴合线稿。他们演示了球、毯子和鱼，同时指出这一方法难以处理不容易建成三维模型的对象，尤其是衣物的褶皱，以及单个四边形面片表达不了的复杂形体。</w:t>
+      </w:r>
+    </w:p>
+    <w:p>
+      <w:pPr>
+        <w:pStyle w:val="Para"/>
+      </w:pPr>
+      <w:r>
+        <w:t xml:space="preserve">之后的工作里，有一类不再依赖显式的三维模型。Sýkora 等 [11] 指出，帧与帧之间的对应，以及从画稿恢复三维模型，是纹理映射没有在传统的手绘动画里普及的两个障碍；依赖三维模型的方法需要大量的人工介入，只适用于很窄的一类形状。他们改为完全在二维里工作，不需要三维的代理模型。</w:t>
+      </w:r>
+    </w:p>
+    <w:p>
+      <w:pPr>
+        <w:pStyle w:val="Para"/>
+      </w:pPr>
+      <w:r>
+        <w:t xml:space="preserve">这条路线是本文的出发点。魔毯适合用上面的办法，是因为它本身就是一块四边形的面：一张矩形的纹理，贴在一块四边形的参数曲面上。本文保留这个矩形，放弃三维模型。纹理仍然定义在由两条轴线张成的矩形参数域上；创作者不必把对象建成三维模型，只要把想贴的纹理归纳到这个参数域里，再用轴线说明它在线稿上怎样弯曲和折叠。也就是说，本文不要求对象是矩形的，而是依托一个矩形的参数域。</w:t>
+      </w:r>
+    </w:p>
+    <w:p>
+      <w:pPr>
+        <w:pStyle w:val="Head2"/>
+      </w:pPr>
+      <w:r>
+        <w:t xml:space="preserve">用线引导纹理坐标</w:t>
+      </w:r>
+    </w:p>
+    <w:p>
+      <w:pPr>
+        <w:pStyle w:val="PostHeadPara"/>
+      </w:pPr>
+      <w:r>
+        <w:t xml:space="preserve">Fukusato 等 [12] 提出一个交互工具：在服装的线稿上直接放置点手柄和曲线手柄，间接地编辑线稿的 UV 坐标，线稿本身的形状不变。手柄经重心坐标投影到 UV 空间，用移动最小二乘求 UV 的变形。为了处理褶皱造成的不连续，二维的服装网格沿折痕线切开，权重基于测地距离，并可以和欧氏距离的权重混合。输入的线稿需要预先带有 UV。作者报告拖动手柄时 UV 实时更新；在 6 名学生参加的用户研究中，使用曲线手柄时，在线稿上编辑比在 UV 空间里编辑得到更高的直观性和易用性评分，使用点手柄时则相反。</w:t>
+      </w:r>
+    </w:p>
+    <w:p>
+      <w:pPr>
+        <w:pStyle w:val="Para"/>
+      </w:pPr>
+      <w:r>
+        <w:t xml:space="preserve">用线来引导纹理坐标，是本文继承的思想。不同之处有四点，都是我们根据该文的方法和示例所作的比较。第一，该工作处理单张线稿，没有讨论动画和帧与帧之间的对应；本文的系统以逐帧动画为前提，但逐帧调整轴线尚未实现（3.9 节）。第二，该方法把折痕线作为网格的切缝，使形变不越过折痕，并不表示表面翻到背面或层与层之间的遮挡；本文把折叠处的正面、背面和折痕作为输出里显式的结构。第三，该方法编辑一份已有的 UV；本文不需要初始的 UV，由两条轴线直接确定映射。第四，该文没有讨论纹理自身的范围或轮廓，文中的 boundary 指的是服装区域的边界，示例都是铺满整个区域的重复图案；本文的图案是纹理板上有限的矢量图形，它的位置由轴线的交点和端点确定，范围可以用 Mapping Area 裁剪，直接画出轮廓来指定范围的做法还在规划中（第 6 节）。</w:t>
+      </w:r>
+    </w:p>
+    <w:p>
+      <w:pPr>
+        <w:pStyle w:val="Head2"/>
+      </w:pPr>
+      <w:r>
+        <w:t xml:space="preserve">表面上的轮廓与形状知觉</w:t>
+      </w:r>
+    </w:p>
+    <w:p>
+      <w:pPr>
+        <w:pStyle w:val="PostHeadPara"/>
+      </w:pPr>
+      <w:r>
+        <w:t xml:space="preserve">Knill [13] 分析了表面上的标记投影成的轮廓怎样为形状的知觉提供信息。他提出，视觉系统在解释这类轮廓时隐含地采用一种测地线约束：用测地曲率衡量标记相对于表面的规则性，测地曲率为零的测地线是最规则的情形。测地线在局部和它所在的表面有相同的形状，表面朝哪一侧弯，测地线投影成的轮廓就朝哪一侧弯；他用线画的例子说明，这样的轮廓能有效地引起准确的形状知觉。在他的实验里，边界沿表面测地线的色块，比边界在图像中是直线的色块更少被判断为悬浮在表面前方的透明片，也就是更常被看成画在表面上。Knill 同时指出，视觉系统并不假定所有的表面标记都是测地线，这一实验范式也不直接检验测地线约束对形状解释的作用。</w:t>
+      </w:r>
+    </w:p>
+    <w:p>
+      <w:pPr>
+        <w:pStyle w:val="Para"/>
+      </w:pPr>
+      <w:r>
+        <w:t xml:space="preserve">本文的引导线就是这种意义上的测地线。把纹理板看作被拉平的表面时，轴线和附加线都被解释为表面上的等参线，它们在拉平的弧长参数空间里是直线；画在主画板上的引导线，是这些测地线在画面上的投影。格子和条纹这类图案的线条同样如此。由此推想，图案贴得是否合乎形体，会影响观看者对形体的理解；这是本文用引导线作为输入、并让图案严格沿引导线弯曲的动机之一。本文没有做知觉实验，这里只把它当作设计上的动机。</w:t>
+      </w:r>
+    </w:p>
+    <w:p>
+      <w:pPr>
+        <w:pStyle w:val="Head2"/>
+      </w:pPr>
+      <w:r>
+        <w:t xml:space="preserve">其他相关工作</w:t>
+      </w:r>
+    </w:p>
+    <w:p>
+      <w:pPr>
+        <w:pStyle w:val="PostHeadPara"/>
+      </w:pPr>
+      <w:r>
+        <w:rPr>
+          <w:highlight w:val="yellow"/>
+        </w:rPr>
+        <w:t xml:space="preserve">〔待填：商业软件里的变形与贴图工具、从线稿估计法线或深度的方法、图像生成模型。第一份幻灯片的第 22 至 41 页有素材，本稿尚未核实，没有写入。〕</w:t>
+      </w:r>
+    </w:p>
+    <w:p>
+      <w:pPr>
+        <w:pStyle w:val="Head1"/>
+      </w:pPr>
+      <w:r>
+        <w:t xml:space="preserve">方法</w:t>
       </w:r>
     </w:p>
     <w:p>
@@ -276,233 +503,6 @@
       </m:oMath>
       <w:r>
         <w:t xml:space="preserve"> 有三点要求。第一，线稿是二维的，画的却是三维的形体：图案要沿形体弯曲，在表面折到背面的地方消失。第二，线稿逐帧变化，图案要跟着每一帧走。第三，输出要能进入后续工序继续修改，也就是一份可编辑的中间成果，而不是一张完成的图像。</w:t>
-      </w:r>
-    </w:p>
-    <w:p>
-      <w:pPr>
-        <w:pStyle w:val="Head2"/>
-      </w:pPr>
-      <w:r>
-        <w:t xml:space="preserve">现状：图案仍由人工逐张绘制</w:t>
-      </w:r>
-    </w:p>
-    <w:p>
-      <w:pPr>
-        <w:pStyle w:val="PostHeadPara"/>
-      </w:pPr>
-      <w:r>
-        <w:t xml:space="preserve">在手绘动画里，服装上的图案通常是人工一张一张画出来的。以电视动画《鬼灭之刃》第一季（竈门炭治郎 立志篇，2019 年）为例：Aniplex 的制片人高桥祐马在回答媒体提问时说，炭治郎等角色服装上的花纹之所以能自然地动，是因为作画人员一张一张地画 [1, 2]。对制作公司 ufotable 数字影像部的访谈提到，善逸服装上连续的三角形花纹画着画着容易乱，于是采用了给三角形编号的画法；祢豆子的和服则由各位作画监督分别研究画法，并整理成手册 [3]。同一篇访谈也说明，这部作品里作画和 CG 是分工并用的：建筑和一部分角色的身体用 CG 制作，主要角色服装上的花纹由作画完成。Sýkora 等 [11] 也指出，由于纹理映射难以用于传统的手绘动画，制作者只能使用单色、静态的纹理，或者逐帧手工画出细节。</w:t>
-      </w:r>
-    </w:p>
-    <w:p>
-      <w:pPr>
-        <w:pStyle w:val="Para"/>
-      </w:pPr>
-      <w:r>
-        <w:t xml:space="preserve">本文的目标，是把这部分工作变成画几条引导线。</w:t>
-      </w:r>
-    </w:p>
-    <w:p>
-      <w:pPr>
-        <w:pStyle w:val="Head2"/>
-      </w:pPr>
-      <w:r>
-        <w:t xml:space="preserve">引导线：作画者已有的技能</w:t>
-      </w:r>
-    </w:p>
-    <w:p>
-      <w:pPr>
-        <w:pStyle w:val="PostHeadPara"/>
-      </w:pPr>
-      <w:r>
-        <w:t xml:space="preserve">用线表示形体的结构，是绘画里由来已久的做法。达芬奇在《绘画论》中写道，身体弯曲时一侧伸长多少，另一侧就缩短多少，两侧之间的中线长度不变；重心移到一只脚上时，过躯干正面中央的线随之弯曲，与它成直角的横线在承重的一侧下降 [4]。Hogarth 讲解头部的画法时，在卵形的头上画水平和竖直两条轴线：水平轴是眉线，竖轴是中心线；头转动时眉线保持水平，另画一条从头顶到下巴的弯曲的中心线 [5]。</w:t>
-      </w:r>
-    </w:p>
-    <w:p>
-      <w:pPr>
-        <w:pStyle w:val="Para"/>
-      </w:pPr>
-      <w:r>
-        <w:t xml:space="preserve">今天的作画讲座仍然在教这类辅助线。pixiv 的讲座用正中线把握带角度的身体 [6]；いちあっぷ的人体讲座把正中线与肩、腰的轴线画在一起 [7]；パルミー的讲座让身体的中心线弯成 S 形，来画出有动感的姿势 [8]。</w:t>
-      </w:r>
-    </w:p>
-    <w:p>
-      <w:pPr>
-        <w:pStyle w:val="Para"/>
-      </w:pPr>
-      <w:r>
-        <w:t xml:space="preserve">本文的两条轴线和这些辅助线是同一类东西：一条沿形体的中心，一条横过它。我们因此预期制作者不必为它学习新的概念；这一预期是否成立，由 4.2 节的用户实验检验。</w:t>
-      </w:r>
-    </w:p>
-    <w:p>
-      <w:pPr>
-        <w:pStyle w:val="Head2"/>
-      </w:pPr>
-      <w:r>
-        <w:t xml:space="preserve">本文的方法与贡献</w:t>
-      </w:r>
-    </w:p>
-    <w:p>
-      <w:pPr>
-        <w:pStyle w:val="PostHeadPara"/>
-      </w:pPr>
-      <w:r>
-        <w:t xml:space="preserve">本文让用户用引导线告诉系统“这块面怎么弯”，由系统完成式 (1) 的映射。贡献有四点。</w:t>
-      </w:r>
-    </w:p>
-    <w:p>
-      <w:pPr>
-        <w:pStyle w:val="Para"/>
-      </w:pPr>
-      <w:r>
-        <w:t xml:space="preserve">第一，输入是引导线。用户不摆放网格顶点，也不调数值参数，只在纹理和线稿上各画一对相交的轴线，必要时再画附加线。</w:t>
-      </w:r>
-    </w:p>
-    <w:p>
-      <w:pPr>
-        <w:pStyle w:val="Para"/>
-      </w:pPr>
-      <w:r>
-        <w:t xml:space="preserve">第二，一对轴线确定整个区域的映射。映射有闭式，是对边互为平移时的 Coons 曲面，具有可分离、端点对应、两边轴线相同时恒等等性质（3.2、3.3 节）。</w:t>
-      </w:r>
-    </w:p>
-    <w:p>
-      <w:pPr>
-        <w:pStyle w:val="Para"/>
-      </w:pPr>
-      <w:r>
-        <w:t xml:space="preserve">第三，折叠被显式地保留。轴线折返处不做糊合，而是裁断矢量笔画，输出正面、背面和折痕三层（3.5 节）。</w:t>
-      </w:r>
-    </w:p>
-    <w:p>
-      <w:pPr>
-        <w:pStyle w:val="Para"/>
-      </w:pPr>
-      <w:r>
-        <w:t xml:space="preserve">第四，附加线只引导流向。它被当作用户画下的等参线，经目标流场和加权泊松积分作用于内部，轴线保持不变形（3.6、3.7 节）。</w:t>
-      </w:r>
-    </w:p>
-    <w:p>
-      <w:pPr>
-        <w:pStyle w:val="Para"/>
-      </w:pPr>
-      <w:r>
-        <w:t xml:space="preserve">输出始终是矢量笔画和填充，可以继续编辑。</w:t>
-      </w:r>
-    </w:p>
-    <w:p>
-      <w:pPr>
-        <w:pStyle w:val="Head1"/>
-      </w:pPr>
-      <w:r>
-        <w:t xml:space="preserve">关联研究</w:t>
-      </w:r>
-    </w:p>
-    <w:p>
-      <w:pPr>
-        <w:pStyle w:val="Head2"/>
-      </w:pPr>
-      <w:r>
-        <w:t xml:space="preserve">借助三维模型给手绘动画贴纹理</w:t>
-      </w:r>
-    </w:p>
-    <w:p>
-      <w:pPr>
-        <w:pStyle w:val="PostHeadPara"/>
-      </w:pPr>
-      <w:r>
-        <w:t xml:space="preserve">给手绘的动画贴上纹理，较早的例子是迪士尼的动画电影《阿拉丁》（1992 年）里的魔毯。魔毯的动画由 Randy Cartwright 手绘；Tina Price 在三维软件里逐个姿态调整一块曲面，使它和手绘的画稿对上，再把花纹作为纹理贴到曲面上 [9]。Corrêa 等 [10] 沿用了同一个思路，即让带纹理的三维模型去对上手绘的画稿；他们指出魔毯的做法要靠人工逐帧完成对齐，并把这一步改成半自动的：用户为对象建一个简单的三维模型，在每一帧的线稿上描出与模型对应的边；系统找出模型上的边界和轮廓边，用一个保持深度的形变使模型贴合线稿。他们演示了球、毯子和鱼，同时指出这一方法难以处理不容易建成三维模型的对象，尤其是衣物的褶皱，以及单个四边形面片表达不了的复杂形体。</w:t>
-      </w:r>
-    </w:p>
-    <w:p>
-      <w:pPr>
-        <w:pStyle w:val="Para"/>
-      </w:pPr>
-      <w:r>
-        <w:t xml:space="preserve">之后的工作里，有一类不再依赖显式的三维模型。Sýkora 等 [11] 指出，帧与帧之间的对应，以及从画稿恢复三维模型，是纹理映射没有在传统的手绘动画里普及的两个障碍；依赖三维模型的方法需要大量的人工介入，只适用于很窄的一类形状。他们改为完全在二维里工作，不需要三维的代理模型。</w:t>
-      </w:r>
-    </w:p>
-    <w:p>
-      <w:pPr>
-        <w:pStyle w:val="Para"/>
-      </w:pPr>
-      <w:r>
-        <w:t xml:space="preserve">这条路线是本文的出发点。魔毯适合用上面的办法，是因为它本身就是一块四边形的面：一张矩形的纹理，贴在一块四边形的参数曲面上。本文保留这个矩形，放弃三维模型。纹理仍然定义在由两条轴线张成的矩形参数域上；创作者不必把对象建成三维模型，只要把想贴的纹理归纳到这个参数域里，再用轴线说明它在线稿上怎样弯曲和折叠。也就是说，本文不要求对象是矩形的，而是依托一个矩形的参数域。</w:t>
-      </w:r>
-    </w:p>
-    <w:p>
-      <w:pPr>
-        <w:pStyle w:val="Head2"/>
-      </w:pPr>
-      <w:r>
-        <w:t xml:space="preserve">用线引导纹理坐标</w:t>
-      </w:r>
-    </w:p>
-    <w:p>
-      <w:pPr>
-        <w:pStyle w:val="PostHeadPara"/>
-      </w:pPr>
-      <w:r>
-        <w:t xml:space="preserve">Fukusato 等 [12] 提出一个交互工具：在服装的线稿上直接放置点手柄和曲线手柄，间接地编辑线稿的 UV 坐标，线稿本身的形状不变。手柄经重心坐标投影到 UV 空间，用移动最小二乘求 UV 的变形。为了处理褶皱造成的不连续，二维的服装网格沿折痕线切开，权重基于测地距离，并可以和欧氏距离的权重混合。输入的线稿需要预先带有 UV。作者报告拖动手柄时 UV 实时更新；在 6 名学生参加的用户研究中，使用曲线手柄时，在线稿上编辑比在 UV 空间里编辑得到更高的直观性和易用性评分，使用点手柄时则相反。</w:t>
-      </w:r>
-    </w:p>
-    <w:p>
-      <w:pPr>
-        <w:pStyle w:val="Para"/>
-      </w:pPr>
-      <w:r>
-        <w:t xml:space="preserve">用线来引导纹理坐标，是本文继承的思想。不同之处有四点，都是我们根据该文的方法和示例所作的比较。第一，该工作处理单张线稿，没有讨论动画和帧与帧之间的对应；本文的系统以逐帧动画为前提，但逐帧调整轴线尚未实现（3.8 节）。第二，该方法把折痕线作为网格的切缝，使形变不越过折痕，并不表示表面翻到背面或层与层之间的遮挡；本文把折叠处的正面、背面和折痕作为输出里显式的结构。第三，该方法编辑一份已有的 UV；本文不需要初始的 UV，由两条轴线直接确定映射。第四，该文没有讨论纹理自身的范围或轮廓，文中的 boundary 指的是服装区域的边界，示例都是铺满整个区域的重复图案；本文的图案是纹理板上有限的矢量图形，它的位置由轴线的交点和端点确定，范围可以用 Mapping Area 裁剪，直接画出轮廓来指定范围的做法还在规划中（第 6 节）。</w:t>
-      </w:r>
-    </w:p>
-    <w:p>
-      <w:pPr>
-        <w:pStyle w:val="Head2"/>
-      </w:pPr>
-      <w:r>
-        <w:t xml:space="preserve">表面上的轮廓与形状知觉</w:t>
-      </w:r>
-    </w:p>
-    <w:p>
-      <w:pPr>
-        <w:pStyle w:val="PostHeadPara"/>
-      </w:pPr>
-      <w:r>
-        <w:t xml:space="preserve">Knill [13] 分析了表面上的标记投影成的轮廓怎样为形状的知觉提供信息。他提出，视觉系统在解释这类轮廓时隐含地采用一种测地线约束：用测地曲率衡量标记相对于表面的规则性，测地曲率为零的测地线是最规则的情形。测地线在局部和它所在的表面有相同的形状，表面朝哪一侧弯，测地线投影成的轮廓就朝哪一侧弯；他用线画的例子说明，这样的轮廓能有效地引起准确的形状知觉。在他的实验里，边界沿表面测地线的色块，比边界在图像中是直线的色块更少被判断为悬浮在表面前方的透明片，也就是更常被看成画在表面上。Knill 同时指出，视觉系统并不假定所有的表面标记都是测地线，这一实验范式也不直接检验测地线约束对形状解释的作用。</w:t>
-      </w:r>
-    </w:p>
-    <w:p>
-      <w:pPr>
-        <w:pStyle w:val="Para"/>
-      </w:pPr>
-      <w:r>
-        <w:t xml:space="preserve">本文的引导线就是这种意义上的测地线。把纹理板看作被拉平的表面时，轴线和附加线都被解释为表面上的等参线，它们在拉平的弧长参数空间里是直线；画在主画板上的引导线，是这些测地线在画面上的投影。格子和条纹这类图案的线条同样如此。由此推想，图案贴得是否合乎形体，会影响观看者对形体的理解；这是本文用引导线作为输入、并让图案严格沿引导线弯曲的动机之一。本文没有做知觉实验，这里只把它当作设计上的动机。</w:t>
-      </w:r>
-    </w:p>
-    <w:p>
-      <w:pPr>
-        <w:pStyle w:val="Head2"/>
-      </w:pPr>
-      <w:r>
-        <w:t xml:space="preserve">其他相关工作</w:t>
-      </w:r>
-    </w:p>
-    <w:p>
-      <w:pPr>
-        <w:pStyle w:val="PostHeadPara"/>
-      </w:pPr>
-      <w:r>
-        <w:rPr>
-          <w:highlight w:val="yellow"/>
-        </w:rPr>
-        <w:t xml:space="preserve">〔待填：商业软件里的变形与贴图工具、从线稿估计法线或深度的方法、图像生成模型。第一份幻灯片的第 22 至 41 页有素材，本稿尚未核实，没有写入。〕</w:t>
-      </w:r>
-    </w:p>
-    <w:p>
-      <w:pPr>
-        <w:pStyle w:val="Head1"/>
-      </w:pPr>
-      <w:r>
-        <w:t xml:space="preserve">方法</w:t>
       </w:r>
     </w:p>
     <w:p>
